--- a/TD_Daniel_Deusing_PT.docx
+++ b/TD_Daniel_Deusing_PT.docx
@@ -108,7 +108,7 @@
               </w:rPr>
               <w:t xml:space="preserve"> </w:t>
             </w:r>
-            <w:hyperlink w:history="1" r:id="rIdfsog58mvst2epgz3ezn8a">
+            <w:hyperlink w:history="1" r:id="rIdeu0knyprcbkyvj60tpgog">
               <w:r>
                 <w:rPr>
                   <w:rFonts w:ascii="Nunito" w:cs="Nunito" w:eastAsia="Nunito" w:hAnsi="Nunito"/>
@@ -175,7 +175,7 @@
               </w:rPr>
               <w:t xml:space="preserve"> </w:t>
             </w:r>
-            <w:hyperlink w:history="1" r:id="rIdotmu8v-wgdtnxthlvu_ns">
+            <w:hyperlink w:history="1" r:id="rIdrbycrar5ki_em1i-2nifx">
               <w:r>
                 <w:rPr>
                   <w:rFonts w:ascii="Nunito" w:cs="Nunito" w:eastAsia="Nunito" w:hAnsi="Nunito"/>
@@ -242,7 +242,7 @@
               </w:rPr>
               <w:t xml:space="preserve"> </w:t>
             </w:r>
-            <w:hyperlink w:history="1" r:id="rId6vlrhdijuu6h90-o74xuc">
+            <w:hyperlink w:history="1" r:id="rId7yvavcjmnj6no4cwvb0z5">
               <w:r>
                 <w:rPr>
                   <w:rFonts w:ascii="Nunito" w:cs="Nunito" w:eastAsia="Nunito" w:hAnsi="Nunito"/>
@@ -379,7 +379,7 @@
         </w:rPr>
         <w:t xml:space="preserve">Uma visão geral completa dos projetos está atualmente em desenvolvimento em </w:t>
       </w:r>
-      <w:hyperlink w:history="1" r:id="rIdmogbfsyuhdvpur-id7xo7">
+      <w:hyperlink w:history="1" r:id="rId2f3aiywlvq-zqymf2_fyo">
         <w:r>
           <w:rPr>
             <w:rFonts w:ascii="Nunito" w:cs="Nunito" w:eastAsia="Nunito" w:hAnsi="Nunito"/>
@@ -387,7 +387,7 @@
             <w:sz w:val="22"/>
             <w:szCs w:val="22"/>
           </w:rPr>
-          <w:t xml:space="preserve">twiced-homepage.daniel-deusing.workers.dev</w:t>
+          <w:t xml:space="preserve">danieldeusing.de</w:t>
         </w:r>
       </w:hyperlink>
       <w:r>
@@ -420,13 +420,105 @@
           <w:b/>
           <w:bCs/>
         </w:rPr>
-        <w:t xml:space="preserve">mais de 13 anos de experiência</w:t>
+        <w:t xml:space="preserve">mais de 15 anos de experiência</w:t>
       </w:r>
       <w:r>
         <w:rPr>
           <w:rFonts w:ascii="Nunito" w:cs="Nunito" w:eastAsia="Nunito" w:hAnsi="Nunito"/>
         </w:rPr>
         <w:t xml:space="preserve"> em desenvolvimento full-stack, IoT, sistemas embarcados e software corporativo. Histórico comprovado liderando equipes de desenvolvimento e entregando sistemas de missão crítica para clientes dos setores automotivo, de defesa e industrial. Destaque em depuração sistemática e análise de causa raiz de problemas complexos. Experiência em revisão de código com foco em transferência de conhecimento e desenvolvimento da equipe. Combina expertise técnica hands-on com habilidades de liderança – do planejamento da arquitetura, passando pela implementação, até a operação em produção. Ótima comunicação em alemão, inglês e espanhol. Experiência em equipes ágeis e distribuídas e em projetos internacionais.</w:t>
+      </w:r>
+    </w:p>
+    <w:p>
+      <w:pPr>
+        <w:pStyle w:val="SectionHeader"/>
+      </w:pPr>
+      <w:r>
+        <w:t xml:space="preserve">Principais Pontos Fortes</w:t>
+      </w:r>
+    </w:p>
+    <w:p>
+      <w:pPr>
+        <w:pStyle w:val="ListParagraph"/>
+        <w:numPr>
+          <w:ilvl w:val="0"/>
+          <w:numId w:val="2"/>
+        </w:numPr>
+      </w:pPr>
+      <w:r>
+        <w:rPr>
+          <w:rFonts w:ascii="Nunito" w:cs="Nunito" w:eastAsia="Nunito" w:hAnsi="Nunito"/>
+          <w:b/>
+          <w:bCs/>
+          <w:color w:val="1E3A5F"/>
+          <w:sz w:val="20"/>
+          <w:szCs w:val="20"/>
+        </w:rPr>
+        <w:t xml:space="preserve">Depuração rápida em produção – </w:t>
+      </w:r>
+      <w:r>
+        <w:rPr>
+          <w:rFonts w:ascii="Nunito" w:cs="Nunito" w:eastAsia="Nunito" w:hAnsi="Nunito"/>
+          <w:sz w:val="20"/>
+          <w:szCs w:val="20"/>
+        </w:rPr>
+        <w:t xml:space="preserve">Como fundador da empresa, assumi repetidamente correções urgentes em produção, o que me treinou para localizar e resolver problemas rapidamente, muitas vezes em código que não escrevi.</w:t>
+      </w:r>
+    </w:p>
+    <w:p>
+      <w:pPr>
+        <w:pStyle w:val="ListParagraph"/>
+        <w:numPr>
+          <w:ilvl w:val="0"/>
+          <w:numId w:val="2"/>
+        </w:numPr>
+      </w:pPr>
+      <w:r>
+        <w:rPr>
+          <w:rFonts w:ascii="Nunito" w:cs="Nunito" w:eastAsia="Nunito" w:hAnsi="Nunito"/>
+          <w:b/>
+          <w:bCs/>
+          <w:color w:val="1E3A5F"/>
+          <w:sz w:val="20"/>
+          <w:szCs w:val="20"/>
+        </w:rPr>
+        <w:t xml:space="preserve">Mentoria e troca de conhecimento nos dois sentidos – </w:t>
+      </w:r>
+      <w:r>
+        <w:rPr>
+          <w:rFonts w:ascii="Nunito" w:cs="Nunito" w:eastAsia="Nunito" w:hAnsi="Nunito"/>
+          <w:sz w:val="20"/>
+          <w:szCs w:val="20"/>
+        </w:rPr>
+        <w:t xml:space="preserve">Gosto de desenvolver desenvolvedores juniores e valorizo o quanto os seniores humildes também aprendem com a perspectiva fresca de um júnior.</w:t>
+      </w:r>
+    </w:p>
+    <w:p>
+      <w:pPr>
+        <w:pStyle w:val="ListParagraph"/>
+        <w:numPr>
+          <w:ilvl w:val="0"/>
+          <w:numId w:val="2"/>
+        </w:numPr>
+      </w:pPr>
+      <w:r>
+        <w:rPr>
+          <w:rFonts w:ascii="Nunito" w:cs="Nunito" w:eastAsia="Nunito" w:hAnsi="Nunito"/>
+          <w:b/>
+          <w:bCs/>
+          <w:color w:val="1E3A5F"/>
+          <w:sz w:val="20"/>
+          <w:szCs w:val="20"/>
+        </w:rPr>
+        <w:t xml:space="preserve">Engenharia potencializada por IA – </w:t>
+      </w:r>
+      <w:r>
+        <w:rPr>
+          <w:rFonts w:ascii="Nunito" w:cs="Nunito" w:eastAsia="Nunito" w:hAnsi="Nunito"/>
+          <w:sz w:val="20"/>
+          <w:szCs w:val="20"/>
+        </w:rPr>
+        <w:t xml:space="preserve">Três anos de imersão no desenvolvimento com IA: não apenas programar com ela, mas configurá-la para resultados de alta qualidade e com bom custo, mantendo a arquitetura e o julgamento nas mãos humanas: conceitos acima da sintaxe.</w:t>
       </w:r>
     </w:p>
     <w:p>
@@ -4073,18 +4165,6 @@
       </w:pPr>
     </w:lvl>
   </w:abstractNum>
-  <w:abstractNum w:abstractNumId="3" w15:restartNumberingAfterBreak="0">
-    <w:multiLevelType w:val="hybridMultilevel"/>
-    <w:lvl w:ilvl="0" w15:tentative="1">
-      <w:start w:val="1"/>
-      <w:numFmt w:val="bullet"/>
-      <w:lvlText w:val="•"/>
-      <w:lvlJc w:val="left"/>
-      <w:pPr>
-        <w:ind w:left="360" w:hanging="200"/>
-      </w:pPr>
-    </w:lvl>
-  </w:abstractNum>
   <w:num w:numId="1">
     <w:abstractNumId w:val="1"/>
     <w:lvlOverride w:ilvl="0">
@@ -4092,7 +4172,7 @@
     </w:lvlOverride>
   </w:num>
   <w:num w:numId="2">
-    <w:abstractNumId w:val="3"/>
+    <w:abstractNumId w:val="2"/>
     <w:lvlOverride w:ilvl="0">
       <w:startOverride w:val="1"/>
     </w:lvlOverride>

--- a/TD_Daniel_Deusing_PT.docx
+++ b/TD_Daniel_Deusing_PT.docx
@@ -108,7 +108,7 @@
               </w:rPr>
               <w:t xml:space="preserve"> </w:t>
             </w:r>
-            <w:hyperlink w:history="1" r:id="rIdeu0knyprcbkyvj60tpgog">
+            <w:hyperlink w:history="1" r:id="rId3aqlxumtaddmxmhze-qos">
               <w:r>
                 <w:rPr>
                   <w:rFonts w:ascii="Nunito" w:cs="Nunito" w:eastAsia="Nunito" w:hAnsi="Nunito"/>
@@ -175,7 +175,7 @@
               </w:rPr>
               <w:t xml:space="preserve"> </w:t>
             </w:r>
-            <w:hyperlink w:history="1" r:id="rIdrbycrar5ki_em1i-2nifx">
+            <w:hyperlink w:history="1" r:id="rIduvugbrbpucuius11scoo8">
               <w:r>
                 <w:rPr>
                   <w:rFonts w:ascii="Nunito" w:cs="Nunito" w:eastAsia="Nunito" w:hAnsi="Nunito"/>
@@ -242,7 +242,7 @@
               </w:rPr>
               <w:t xml:space="preserve"> </w:t>
             </w:r>
-            <w:hyperlink w:history="1" r:id="rId7yvavcjmnj6no4cwvb0z5">
+            <w:hyperlink w:history="1" r:id="rId2recdt7eos2yhhbcihlwl">
               <w:r>
                 <w:rPr>
                   <w:rFonts w:ascii="Nunito" w:cs="Nunito" w:eastAsia="Nunito" w:hAnsi="Nunito"/>
@@ -379,7 +379,7 @@
         </w:rPr>
         <w:t xml:space="preserve">Uma visão geral completa dos projetos está atualmente em desenvolvimento em </w:t>
       </w:r>
-      <w:hyperlink w:history="1" r:id="rId2f3aiywlvq-zqymf2_fyo">
+      <w:hyperlink w:history="1" r:id="rIdgse_agpn1hjoscj12zsjt">
         <w:r>
           <w:rPr>
             <w:rFonts w:ascii="Nunito" w:cs="Nunito" w:eastAsia="Nunito" w:hAnsi="Nunito"/>
@@ -420,7 +420,7 @@
           <w:b/>
           <w:bCs/>
         </w:rPr>
-        <w:t xml:space="preserve">mais de 15 anos de experiência</w:t>
+        <w:t xml:space="preserve">experiência profissional desde 2012</w:t>
       </w:r>
       <w:r>
         <w:rPr>

--- a/TD_Daniel_Deusing_PT.docx
+++ b/TD_Daniel_Deusing_PT.docx
@@ -108,7 +108,7 @@
               </w:rPr>
               <w:t xml:space="preserve"> </w:t>
             </w:r>
-            <w:hyperlink w:history="1" r:id="rId3aqlxumtaddmxmhze-qos">
+            <w:hyperlink w:history="1" r:id="rIdbqiuaxfzgdysylnjvvajt">
               <w:r>
                 <w:rPr>
                   <w:rFonts w:ascii="Nunito" w:cs="Nunito" w:eastAsia="Nunito" w:hAnsi="Nunito"/>
@@ -175,7 +175,7 @@
               </w:rPr>
               <w:t xml:space="preserve"> </w:t>
             </w:r>
-            <w:hyperlink w:history="1" r:id="rIduvugbrbpucuius11scoo8">
+            <w:hyperlink w:history="1" r:id="rId21j_4qqn5qmt4hrf3a8p7">
               <w:r>
                 <w:rPr>
                   <w:rFonts w:ascii="Nunito" w:cs="Nunito" w:eastAsia="Nunito" w:hAnsi="Nunito"/>
@@ -242,7 +242,7 @@
               </w:rPr>
               <w:t xml:space="preserve"> </w:t>
             </w:r>
-            <w:hyperlink w:history="1" r:id="rId2recdt7eos2yhhbcihlwl">
+            <w:hyperlink w:history="1" r:id="rIdna6lqpttmdsmrd5tiqtn2">
               <w:r>
                 <w:rPr>
                   <w:rFonts w:ascii="Nunito" w:cs="Nunito" w:eastAsia="Nunito" w:hAnsi="Nunito"/>
@@ -379,7 +379,7 @@
         </w:rPr>
         <w:t xml:space="preserve">Uma visão geral completa dos projetos está atualmente em desenvolvimento em </w:t>
       </w:r>
-      <w:hyperlink w:history="1" r:id="rIdgse_agpn1hjoscj12zsjt">
+      <w:hyperlink w:history="1" r:id="rIdenmwj1dwgsq6cekiclspt">
         <w:r>
           <w:rPr>
             <w:rFonts w:ascii="Nunito" w:cs="Nunito" w:eastAsia="Nunito" w:hAnsi="Nunito"/>
